--- a/Lab 3/Task 1.docx
+++ b/Lab 3/Task 1.docx
@@ -69,7 +69,7 @@
           <w:sz w:val="34"/>
           <w:szCs w:val="34"/>
         </w:rPr>
-        <w:t>Environment Classification</w:t>
+        <w:t>Manual Traces of DFS &amp; BFS</w:t>
       </w:r>
     </w:p>
     <w:tbl>
@@ -661,6 +661,9 @@
     </w:p>
     <w:p>
       <w:r>
+        <w:rPr>
+          <w:noProof/>
+        </w:rPr>
         <w:drawing>
           <wp:inline distT="0" distB="0" distL="0" distR="0" wp14:anchorId="33D3EE7E" wp14:editId="16D5B5E1">
             <wp:extent cx="3891280" cy="6629400"/>
@@ -718,6 +721,9 @@
     </w:p>
     <w:p>
       <w:r>
+        <w:rPr>
+          <w:noProof/>
+        </w:rPr>
         <w:lastRenderedPageBreak/>
         <w:drawing>
           <wp:inline distT="0" distB="0" distL="0" distR="0" wp14:anchorId="74DE49B8" wp14:editId="026B28AB">
@@ -1887,6 +1893,7 @@
   <w:style w:type="character" w:default="1" w:styleId="DefaultParagraphFont">
     <w:name w:val="Default Paragraph Font"/>
     <w:uiPriority w:val="1"/>
+    <w:semiHidden/>
     <w:unhideWhenUsed/>
   </w:style>
   <w:style w:type="table" w:default="1" w:styleId="TableNormal">
